--- a/zht/docx/052.content.docx
+++ b/zht/docx/052.content.docx
@@ -205,18 +205,13 @@
           <w:lang w:val="zh_TW" w:bidi="zh_TW"/>
         </w:rPr>
       </w:r>
-      <w:hyperlink r:id="rId13">
-        <w:r>
-          <w:rPr>
-            <w:lang w:val="zh_TW" w:bidi="zh_TW"/>
-          </w:rPr>
-          <w:rPr>
-            <w:color w:val="0000EE"/>
-            <w:u w:val="single"/>
-          </w:rPr>
-          <w:t>地獄</w:t>
-        </w:r>
-      </w:hyperlink>
+      <w:r>
+        <w:rPr>
+          <w:b/>
+          <w:lang w:val="zh_TW" w:bidi="zh_TW"/>
+        </w:rPr>
+        <w:t>地獄</w:t>
+      </w:r>
       <w:r>
         <w:rPr>
           <w:lang w:val="zh_TW" w:bidi="zh_TW"/>
@@ -250,36 +245,26 @@
         </w:rPr>
         <w:t>耶穌的人會去</w:t>
       </w:r>
-      <w:hyperlink r:id="rId14">
-        <w:r>
-          <w:rPr>
-            <w:lang w:val="zh_TW" w:bidi="zh_TW"/>
-          </w:rPr>
-          <w:rPr>
-            <w:color w:val="0000EE"/>
-            <w:u w:val="single"/>
-          </w:rPr>
-          <w:t>天堂</w:t>
-        </w:r>
-      </w:hyperlink>
+      <w:r>
+        <w:rPr>
+          <w:b/>
+          <w:lang w:val="zh_TW" w:bidi="zh_TW"/>
+        </w:rPr>
+        <w:t>天堂</w:t>
+      </w:r>
       <w:r>
         <w:rPr>
           <w:lang w:val="zh_TW" w:bidi="zh_TW"/>
         </w:rPr>
         <w:t>，不信的人會下</w:t>
       </w:r>
-      <w:hyperlink r:id="rId13">
-        <w:r>
-          <w:rPr>
-            <w:lang w:val="zh_TW" w:bidi="zh_TW"/>
-          </w:rPr>
-          <w:rPr>
-            <w:color w:val="0000EE"/>
-            <w:u w:val="single"/>
-          </w:rPr>
-          <w:t>地獄</w:t>
-        </w:r>
-      </w:hyperlink>
+      <w:r>
+        <w:rPr>
+          <w:b/>
+          <w:lang w:val="zh_TW" w:bidi="zh_TW"/>
+        </w:rPr>
+        <w:t>地獄</w:t>
+      </w:r>
       <w:r>
         <w:rPr>
           <w:lang w:val="zh_TW" w:bidi="zh_TW"/>
@@ -300,18 +285,12 @@
         </w:rPr>
         <w:t>當舊約中的人談到人死後會發生什麼事時，他們説人進入了「下面的世界」，也就是</w:t>
       </w:r>
-      <w:hyperlink r:id="rId15">
-        <w:r>
-          <w:rPr>
-            <w:lang w:val="zh_TW" w:bidi="zh_TW"/>
-          </w:rPr>
-          <w:rPr>
-            <w:color w:val="0000EE"/>
-            <w:u w:val="single"/>
-          </w:rPr>
-          <w:t>陰間</w:t>
-        </w:r>
-      </w:hyperlink>
+      <w:r>
+        <w:rPr>
+          <w:lang w:val="zh_TW" w:bidi="zh_TW"/>
+        </w:rPr>
+        <w:t>陰間</w:t>
+      </w:r>
       <w:r>
         <w:rPr>
           <w:lang w:val="zh_TW" w:bidi="zh_TW"/>
@@ -346,54 +325,39 @@
         </w:rPr>
         <w:t>耶穌告訴人們，死後，人要麼進入</w:t>
       </w:r>
-      <w:hyperlink r:id="rId16">
-        <w:r>
-          <w:rPr>
-            <w:lang w:val="zh_TW" w:bidi="zh_TW"/>
-          </w:rPr>
-          <w:rPr>
-            <w:color w:val="0000EE"/>
-            <w:u w:val="single"/>
-          </w:rPr>
-          <w:t>神的國</w:t>
-        </w:r>
-      </w:hyperlink>
+      <w:r>
+        <w:rPr>
+          <w:b/>
+          <w:lang w:val="zh_TW" w:bidi="zh_TW"/>
+        </w:rPr>
+        <w:t>神的國</w:t>
+      </w:r>
       <w:r>
         <w:rPr>
           <w:lang w:val="zh_TW" w:bidi="zh_TW"/>
         </w:rPr>
         <w:t>，要麼進入地獄。 希臘文中地獄這個詞來自</w:t>
       </w:r>
-      <w:hyperlink r:id="rId17">
-        <w:r>
-          <w:rPr>
-            <w:lang w:val="zh_TW" w:bidi="zh_TW"/>
-          </w:rPr>
-          <w:rPr>
-            <w:color w:val="0000EE"/>
-            <w:u w:val="single"/>
-          </w:rPr>
-          <w:t>耶路撒冷</w:t>
-        </w:r>
-      </w:hyperlink>
+      <w:r>
+        <w:rPr>
+          <w:b/>
+          <w:lang w:val="zh_TW" w:bidi="zh_TW"/>
+        </w:rPr>
+        <w:t>耶路撒冷</w:t>
+      </w:r>
       <w:r>
         <w:rPr>
           <w:lang w:val="zh_TW" w:bidi="zh_TW"/>
         </w:rPr>
         <w:t>附近的一個地方的名稱，</w:t>
       </w:r>
-      <w:hyperlink r:id="rId18">
-        <w:r>
-          <w:rPr>
-            <w:lang w:val="zh_TW" w:bidi="zh_TW"/>
-          </w:rPr>
-          <w:rPr>
-            <w:color w:val="0000EE"/>
-            <w:u w:val="single"/>
-          </w:rPr>
-          <w:t>以色列人</w:t>
-        </w:r>
-      </w:hyperlink>
+      <w:r>
+        <w:rPr>
+          <w:b/>
+          <w:lang w:val="zh_TW" w:bidi="zh_TW"/>
+        </w:rPr>
+        <w:t>以色列人</w:t>
+      </w:r>
       <w:r>
         <w:rPr>
           <w:lang w:val="zh_TW" w:bidi="zh_TW"/>
@@ -414,18 +378,13 @@
         </w:rPr>
         <w:t>耶穌教導説，地獄也是</w:t>
       </w:r>
-      <w:hyperlink r:id="rId19">
-        <w:r>
-          <w:rPr>
-            <w:lang w:val="zh_TW" w:bidi="zh_TW"/>
-          </w:rPr>
-          <w:rPr>
-            <w:color w:val="0000EE"/>
-            <w:u w:val="single"/>
-          </w:rPr>
-          <w:t>撒但</w:t>
-        </w:r>
-      </w:hyperlink>
+      <w:r>
+        <w:rPr>
+          <w:b/>
+          <w:lang w:val="zh_TW" w:bidi="zh_TW"/>
+        </w:rPr>
+        <w:t>撒但</w:t>
+      </w:r>
       <w:r>
         <w:rPr>
           <w:lang w:val="zh_TW" w:bidi="zh_TW"/>
@@ -487,18 +446,13 @@
           <w:lang w:val="zh_TW" w:bidi="zh_TW"/>
         </w:rPr>
       </w:r>
-      <w:hyperlink r:id="rId13">
-        <w:r>
-          <w:rPr>
-            <w:lang w:val="zh_TW" w:bidi="zh_TW"/>
-          </w:rPr>
-          <w:rPr>
-            <w:color w:val="0000EE"/>
-            <w:u w:val="single"/>
-          </w:rPr>
-          <w:t>地獄</w:t>
-        </w:r>
-      </w:hyperlink>
+      <w:r>
+        <w:rPr>
+          <w:b/>
+          <w:lang w:val="zh_TW" w:bidi="zh_TW"/>
+        </w:rPr>
+        <w:t>地獄</w:t>
+      </w:r>
       <w:r>
         <w:rPr>
           <w:lang w:val="zh_TW" w:bidi="zh_TW"/>
@@ -534,42 +488,36 @@
       </w:r>
       <w:r>
         <w:rPr>
+          <w:lang w:val="zh_TW" w:bidi="zh_TW"/>
+        </w:rPr>
+        <w:t>基督徒</w:t>
+      </w:r>
+      <w:r>
+        <w:rPr>
+          <w:lang w:val="zh_TW" w:bidi="zh_TW"/>
+        </w:rPr>
+        <w:t>説，</w:t>
+      </w:r>
+      <w:r>
+        <w:rPr>
           <w:b/>
           <w:lang w:val="zh_TW" w:bidi="zh_TW"/>
         </w:rPr>
-        <w:t>基督徒</w:t>
-      </w:r>
-      <w:r>
-        <w:rPr>
-          <w:lang w:val="zh_TW" w:bidi="zh_TW"/>
-        </w:rPr>
-        <w:t>説，</w:t>
+        <w:t>信</w:t>
+      </w:r>
+      <w:r>
+        <w:rPr>
+          <w:lang w:val="zh_TW" w:bidi="zh_TW"/>
+        </w:rPr>
+        <w:t>耶穌的人會去</w:t>
       </w:r>
       <w:r>
         <w:rPr>
           <w:b/>
           <w:lang w:val="zh_TW" w:bidi="zh_TW"/>
         </w:rPr>
-        <w:t>信</w:t>
-      </w:r>
-      <w:r>
-        <w:rPr>
-          <w:lang w:val="zh_TW" w:bidi="zh_TW"/>
-        </w:rPr>
-        <w:t>耶穌的人會去</w:t>
-      </w:r>
-      <w:hyperlink r:id="rId14">
-        <w:r>
-          <w:rPr>
-            <w:lang w:val="zh_TW" w:bidi="zh_TW"/>
-          </w:rPr>
-          <w:rPr>
-            <w:color w:val="0000EE"/>
-            <w:u w:val="single"/>
-          </w:rPr>
-          <w:t>天堂</w:t>
-        </w:r>
-      </w:hyperlink>
+        <w:t>天堂</w:t>
+      </w:r>
       <w:r>
         <w:rPr>
           <w:lang w:val="zh_TW" w:bidi="zh_TW"/>
@@ -617,18 +565,12 @@
         </w:rPr>
         <w:t>「</w:t>
       </w:r>
-      <w:hyperlink r:id="rId20">
-        <w:r>
-          <w:rPr>
-            <w:lang w:val="zh_TW" w:bidi="zh_TW"/>
-          </w:rPr>
-          <w:rPr>
-            <w:color w:val="0000EE"/>
-            <w:u w:val="single"/>
-          </w:rPr>
-          <w:t>陰間</w:t>
-        </w:r>
-      </w:hyperlink>
+      <w:r>
+        <w:rPr>
+          <w:lang w:val="zh_TW" w:bidi="zh_TW"/>
+        </w:rPr>
+        <w:t>陰間</w:t>
+      </w:r>
       <w:r>
         <w:rPr>
           <w:lang w:val="zh_TW" w:bidi="zh_TW"/>
@@ -649,54 +591,39 @@
         </w:rPr>
         <w:t>耶穌告訴人們，死後，人要麼進入</w:t>
       </w:r>
-      <w:hyperlink r:id="rId16">
-        <w:r>
-          <w:rPr>
-            <w:lang w:val="zh_TW" w:bidi="zh_TW"/>
-          </w:rPr>
-          <w:rPr>
-            <w:color w:val="0000EE"/>
-            <w:u w:val="single"/>
-          </w:rPr>
-          <w:t>神的國</w:t>
-        </w:r>
-      </w:hyperlink>
+      <w:r>
+        <w:rPr>
+          <w:b/>
+          <w:lang w:val="zh_TW" w:bidi="zh_TW"/>
+        </w:rPr>
+        <w:t>神的國</w:t>
+      </w:r>
       <w:r>
         <w:rPr>
           <w:lang w:val="zh_TW" w:bidi="zh_TW"/>
         </w:rPr>
         <w:t>，要麼進入地獄。 希臘文中地獄這個詞來自</w:t>
       </w:r>
-      <w:hyperlink r:id="rId17">
-        <w:r>
-          <w:rPr>
-            <w:lang w:val="zh_TW" w:bidi="zh_TW"/>
-          </w:rPr>
-          <w:rPr>
-            <w:color w:val="0000EE"/>
-            <w:u w:val="single"/>
-          </w:rPr>
-          <w:t>耶路撒冷</w:t>
-        </w:r>
-      </w:hyperlink>
+      <w:r>
+        <w:rPr>
+          <w:b/>
+          <w:lang w:val="zh_TW" w:bidi="zh_TW"/>
+        </w:rPr>
+        <w:t>耶路撒冷</w:t>
+      </w:r>
       <w:r>
         <w:rPr>
           <w:lang w:val="zh_TW" w:bidi="zh_TW"/>
         </w:rPr>
         <w:t>附近的一個地方的名稱，</w:t>
       </w:r>
-      <w:hyperlink r:id="rId18">
-        <w:r>
-          <w:rPr>
-            <w:lang w:val="zh_TW" w:bidi="zh_TW"/>
-          </w:rPr>
-          <w:rPr>
-            <w:color w:val="0000EE"/>
-            <w:u w:val="single"/>
-          </w:rPr>
-          <w:t>以色列人</w:t>
-        </w:r>
-      </w:hyperlink>
+      <w:r>
+        <w:rPr>
+          <w:b/>
+          <w:lang w:val="zh_TW" w:bidi="zh_TW"/>
+        </w:rPr>
+        <w:t>以色列人</w:t>
+      </w:r>
       <w:r>
         <w:rPr>
           <w:lang w:val="zh_TW" w:bidi="zh_TW"/>
@@ -717,18 +644,13 @@
         </w:rPr>
         <w:t>耶穌教導説，地獄也是</w:t>
       </w:r>
-      <w:hyperlink r:id="rId19">
-        <w:r>
-          <w:rPr>
-            <w:lang w:val="zh_TW" w:bidi="zh_TW"/>
-          </w:rPr>
-          <w:rPr>
-            <w:color w:val="0000EE"/>
-            <w:u w:val="single"/>
-          </w:rPr>
-          <w:t>撒但</w:t>
-        </w:r>
-      </w:hyperlink>
+      <w:r>
+        <w:rPr>
+          <w:b/>
+          <w:lang w:val="zh_TW" w:bidi="zh_TW"/>
+        </w:rPr>
+        <w:t>撒但</w:t>
+      </w:r>
       <w:r>
         <w:rPr>
           <w:lang w:val="zh_TW" w:bidi="zh_TW"/>
@@ -811,7 +733,6 @@
       </w:r>
       <w:r>
         <w:rPr>
-          <w:b/>
           <w:lang w:val="zh_TW" w:bidi="zh_TW"/>
         </w:rPr>
         <w:t>偶像</w:t>
